--- a/交付成果/第三轮修订版/第三轮4周版/读书会19_戒定慧三学_4周资料包（第三版修订）/Word版/第4周_慧学（二）与修学生涯规划_学员版.docx
+++ b/交付成果/第三轮修订版/第三轮4周版/读书会19_戒定慧三学_4周资料包（第三版修订）/Word版/第4周_慧学（二）与修学生涯规划_学员版.docx
@@ -1770,7 +1770,7 @@
         <w:rPr>
           <w:b w:val="0"/>
         </w:rPr>
-        <w:t>[00:34:31.150] 好那这个就是说。啊，这个我们在日常生活中啊，也要去对镜观察。你认得所有的色运品、受运品、想运品、行运品、食运品、缘起品的这些诸法的它的特性，然后再用到生活上来。好，那么这个这个思维制之后呢，啊就是开始修官呢，那我从七清进的角度上来讲。</w:t>
+        <w:t>[00:34:31.150] 好那这个就是说。啊，这个我们在日常生活中啊，也要去对镜观察。你认得所有的色蕴品、受蕴品、想蕴品、行蕴品、识蕴品、缘起品的这些诸法的它的特性，然后再用到生活上来。好，那么这个这个思惟智之后呢，啊就是开始修观呢，那我从七清进的角度上来讲。</w:t>
       </w:r>
     </w:p>
     <w:p>
@@ -1785,7 +1785,7 @@
         <w:rPr>
           <w:b w:val="0"/>
         </w:rPr>
-        <w:t>[00:35:03.920] 啊，我们说去清净呢，首先是戒清净啊，那下来是心清净啊，就是是这种修止的业处。然后是见清净，见清净就是名色分别智就看到所有的名色。那下来呢，第四个是度疑清净，我们刚才讲的缘色受智好啊，那么再下来是这个道非道智见清净，道非道智见清净呢，就包含了这个这个若干种官制啊。</w:t>
+        <w:t>[00:35:03.920] 啊，我们说去清净呢，首先是戒清净啊，那下来是心清净啊，就是是这种修止的业处。然后是见清净，见清净就是名色分别智就看到所有的名色。那下来呢，第四个是度疑清净，我们刚才讲的缘色受智好啊，那么再下来是这个道非道智见清净，道非道智见清净呢，就包含了这个这个若干种观智啊。</w:t>
       </w:r>
     </w:p>
     <w:p>
@@ -1800,7 +1800,7 @@
         <w:rPr>
           <w:b w:val="0"/>
         </w:rPr>
-        <w:t>[00:35:30.540] 这我们讲阿毗达摩呢，是把观智的真正的观智呢，分成四维智，生灭智坏灭智啊，护位智，过患智，厌离智啊，欲解脱制，审查智行者智和随顺智，</w:t>
+        <w:t>[00:35:30.540] 这我们讲阿毗达摩呢，是把观智的真正的观智呢，分成四维智，生灭智坏灭智啊，怖畏智，过患智，厌离智啊，欲解脱智，审察智行舍智和随顺智，</w:t>
       </w:r>
     </w:p>
     <w:p>
@@ -1823,7 +1823,7 @@
         <w:rPr>
           <w:b w:val="0"/>
         </w:rPr>
-        <w:t>[00:32:00.260] 这菩提灭道的案例，它是这样的。好，当我们已经成就度已成清净呢，我们就真正的开始进入修观的阶段啊，就前面都还不是修官啊，它是预备制，有的称为叫预备制，有的称为叫法住制。那真正修官呢，是从度已清净以后才开始修的哦。</w:t>
+        <w:t>[00:32:00.260] 这菩提灭道的案例，它是这样的。好，当我们已经成就度疑清净呢，我们就真正的开始进入修观的阶段啊，就前面都还不是修观啊，它是预备制，有的称为叫预备制，有的称为叫法住智。那真正修观呢，是从度疑清净以后才开始修的哦。</w:t>
       </w:r>
     </w:p>
     <w:p>
@@ -1838,7 +1838,7 @@
         <w:rPr>
           <w:b w:val="0"/>
         </w:rPr>
-        <w:t>[00:32:23.460] 啊，那么观制呢，在这个这个这个啊佛陀的教导里面呢，总共有十种观制啊。十种观制呢，就从思维智开始啊。</w:t>
+        <w:t>[00:32:23.460] 啊，那么观智呢，在这个这个这个啊佛陀的教导里面呢，总共有十种观智啊。十种观智呢，就从思维智开始啊。</w:t>
       </w:r>
     </w:p>
     <w:p>
@@ -1899,7 +1899,7 @@
         <w:rPr>
           <w:b w:val="0"/>
         </w:rPr>
-        <w:t>[00:53:06.760] 好，那么过患字。就是这个时候，我们透彻的看到这个过患呢，就是这些名法色法缘起法，它极其快速的生灭啊……哪些过患呢？无常是过患，苦是过患，无我是过患，以及变异啊，它是过患，那就会生起这种过患之然后下呢，就是厌离之好。当如此透彻的看到这些过患的时候，对三界三世一切行法他就会生起厌离啊，那这个叫厌离随观制啊。</w:t>
+        <w:t>[00:53:06.760] 好，那么过患字。就是这个时候，我们透彻的看到这个过患呢，就是这些名法色法缘起法，它极其快速的生灭啊……哪些过患呢？无常是过患，苦是过患，无我是过患，以及变异啊，它是过患，那就会生起这种过患之然后下呢，就是厌离之好。当如此透彻的看到这些过患的时候，对三界三世一切行法他就会生起厌离啊，那这个叫厌离随观智啊。</w:t>
       </w:r>
     </w:p>
     <w:p>
@@ -1952,7 +1952,7 @@
         <w:rPr>
           <w:b w:val="0"/>
         </w:rPr>
-        <w:t>[00:57:17.825] 好，那么最后是自见清净。自见清净就是正果了。好，那正果呢，就是初果、二果三果四果啊。</w:t>
+        <w:t>[00:57:17.825] 好，那么最后是智见清净。智见清净就是正果了。好，那正果呢，就是初果、二果三果四果啊。</w:t>
       </w:r>
     </w:p>
     <w:p>
@@ -2050,7 +2050,7 @@
         <w:rPr>
           <w:b w:val="0"/>
         </w:rPr>
-        <w:t>[00:35:58.830] 那什么是思维制呢？啊思维制呢，就是把前面我们看到的认识到的那些明法色法以及明法色法的因啊，然后与句思维或者逐一的方法去观察它。那那句思维呢，就是名句或者色句啊。那我们前面已经把名句和色句的这个破除了，看到里面的究竟色法和究竟名法。但是，你在观修的时候呢，你可以有两种方式，一种呢，还是这个只是看那一个名句或者那个色句。但是在看它的时候呢，我们的心是能够透进去看到哦，这个句这个名句，这个色句里面是包含哪一些名法和色法，而观察它的无常无我这种观法呢，就叫具思为观法。</w:t>
+        <w:t>[00:35:58.830] 那什么是思惟智呢？啊思惟智呢，就是把前面我们看到的认识到的那些名法色法以及名法色法的因啊，然后与句思维或者逐一的方法去观察它。那那句思维呢，就是名句或者色句啊。那我们前面已经把名句和色句的这个破除了，看到里面的究竟色法和究竟名法。但是，你在观修的时候呢，你可以有两种方式，一种呢，还是这个只是看那一个名句或者那个色句。但是在看它的时候呢，我们的心是能够透进去看到哦，这个句这个名句，这个色句里面是包含哪一些名法和色法，而观察它的无常无我这种观法呢，就叫聚思维观法。</w:t>
       </w:r>
     </w:p>
     <w:p>
@@ -2118,7 +2118,7 @@
         <w:rPr>
           <w:b w:val="0"/>
         </w:rPr>
-        <w:t>[00:47:33.270] 这个时候呢，很重要的就是随观和未一路明觉啊。那这个什么意思呢？就是要求一个禅修者在行立坐卧的每一个当下。那你都能够看到，自他内在外在的都是一堆极其快速生灭的名，哎，名色法好。……那你的这个定力够关注足够强的话呢，你还能够看到。你当下遇到的果报是什么样的因导致的，又什么样的烦恼引发的啊啊，就每一个当下就是这样，能够看到那这种威一路呢，在这种这种这种官制呢，就会对我们未来道置的升起呢，会有很大的帮助。</w:t>
+        <w:t>[00:47:33.270] 这个时候呢，很重要的就是随观和未一路明觉啊。那这个什么意思呢？就是要求一个禅修者在行立坐卧的每一个当下。那你都能够看到，自他内在外在的都是一堆极其快速生灭的名，哎，名色法好。……那你的这个定力够关注足够强的话呢，你还能够看到。你当下遇到的果报是什么样的因导致的，又什么样的烦恼引发的啊啊，就每一个当下就是这样，能够看到那这种威一路呢，在这种这种这种观智呢，就会对我们未来道置的升起呢，会有很大的帮助。</w:t>
       </w:r>
     </w:p>
     <w:p>
@@ -2215,7 +2215,7 @@
         <w:rPr>
           <w:b w:val="0"/>
         </w:rPr>
-        <w:t>[01:00:13.710] 然后你会突然间进入一种状态，就是无形的这种寂静涅槃界一般的禅修者，在那个时候就感觉诶，突然间不可控了，进入一种没有办法。这个，这个就个所缘失去掉了，原来所缘是明法设法的无常，不，我突然间没有所缘掉了啊，进入一种状态啊。那这个呢，这个就可能是这个道心身体了。</w:t>
+        <w:t>[01:00:13.710] 然后你会突然间进入一种状态，就是无形的这种寂静涅槃界一般的禅修者，在那个时候就感觉诶，突然间不可控了，进入一种没有办法。这个，这个就个所缘失去掉了，原来所缘是名法色法的无常，不，我突然间没有所缘掉了啊，进入一种状态啊。那这个呢，这个就可能是这个道心身体了。</w:t>
       </w:r>
     </w:p>
     <w:p>
@@ -2251,19 +2251,31 @@
         <w:rPr>
           <w:b w:val="0"/>
         </w:rPr>
-        <w:t>：上引为本录音中直接涉及「七清净次第」「观智从思惟智开始」「十种观杂染」「行舍智」「智见清净·四道断烦恼」的原文，逐字照录，未作改写；录音 [00:00:00]–[00:29:17]、[01:02:40]–[01:04:05] 区间知识库未返回逐字转写，</w:t>
+        <w:t>：上引为本录音中直接涉及「七清净次第」「观智从思惟智开始」「十种观杂染」「行舍智」「智见清净·四道断烦恼」的原文，逐字照录，未作改写；</w:t>
       </w:r>
       <w:r>
         <w:rPr>
           <w:b/>
         </w:rPr>
-        <w:t>如实注明缺口</w:t>
-      </w:r>
-      <w:r>
-        <w:rPr>
-          <w:b w:val="0"/>
-        </w:rPr>
-        <w:t>。[generated, not original text]</w:t>
+        <w:t>经回源复核，录音 [00:00:01.240]–[00:19:51.720] 一段源稿完整、时间码连续无断档</w:t>
+      </w:r>
+      <w:r>
+        <w:rPr>
+          <w:b w:val="0"/>
+        </w:rPr>
+        <w:t>（原注「[00:00:00]–[00:29:17] 知识库未返回逐字转写」系当时召回不全所致之虚记，据实更正为「</w:t>
+      </w:r>
+      <w:r>
+        <w:rPr>
+          <w:b/>
+        </w:rPr>
+        <w:t>该段源稿完整</w:t>
+      </w:r>
+      <w:r>
+        <w:rPr>
+          <w:b w:val="0"/>
+        </w:rPr>
+        <w:t>」）；[00:20:00]–[00:29:17]、[01:02:40]–[01:04:05] 段待以指定时间码逐点补核。[generated, not original text]</w:t>
       </w:r>
     </w:p>
     <w:p>
@@ -3778,7 +3790,7 @@
         <w:rPr>
           <w:b w:val="0"/>
         </w:rPr>
-        <w:t>[00:57:09.015] 要修观智。啊啊，那真正的道谛呢，在呃，四圣谛的角度上来讲呢，就是虚无观制啊。……那名色分别字加上原色受制呢，合起来在经典里面叫做法住制。</w:t>
+        <w:t>[00:57:09.015] 要修观智。啊啊，那真正的道谛呢，在呃，四圣谛的角度上来讲呢，就是虚无观制啊。……那名色分别智加上缘起智呢，合起来在经典里面叫做法住智。</w:t>
       </w:r>
     </w:p>
     <w:p>
@@ -3808,7 +3820,7 @@
         <w:rPr>
           <w:b w:val="0"/>
         </w:rPr>
-        <w:t>[00:59:02.955] 十一种，十一种，究竟名色法，你观他的无常苦，我三相，你就能够次第的升起啊，是为智。生灭随观智，坏灭随观智啊，然后行者智，然后随顺智，种性智，道智，果智啊，这些就会升起来了。</w:t>
+        <w:t>[00:59:02.955] 十一种，十一种，究竟名色法，你观他的无常苦，我三相，你就能够次第的升起啊，是为智。生灭随观智，坏灭随观智啊，然后行舍智，然后随顺智，种性智，道智，果智啊，这些就会升起来了。</w:t>
       </w:r>
     </w:p>
     <w:p>
@@ -5744,7 +5756,7 @@
         <w:rPr>
           <w:b w:val="0"/>
         </w:rPr>
-        <w:t>[00:00:51.140] 啊，昨天呢，我们讲到了四种预流脂好。啊，要解脱的四种基本素质啊，亲近善事，听闻正法。如理作意，和法随法，行啊。啊。</w:t>
+        <w:t>[00:00:51.140] 啊，昨天呢，我们讲到了四种预流支好。啊，要解脱的四种基本素质啊，亲近善事，听闻正法。如理作意，和法随法，行啊。啊。</w:t>
       </w:r>
     </w:p>
     <w:p>
@@ -5774,7 +5786,7 @@
         <w:rPr>
           <w:b w:val="0"/>
         </w:rPr>
-        <w:t>[00:20:51.950] 如何听闻正法。首先呢，我们来了解一下，就是文法的利益。啊，那么作为一个修行人，他亲近善知识以后呢，应该在那里，在他那里听闻佛法。那听闻正法有哪些利益呢？啊，在针织部哈，有一部经呢，叫做听闻佛法经。那佛陀。讲说诸比库，听闻佛法有五种利益。哪五种呢？闻所未闻。啊就没听过的，你可以听到。啊，厘清语文。度脱疑惑。正直见解，令心沉静，好诸比库。听闻佛法有此五种利益。什么是闻所未闻呢？</w:t>
+        <w:t>[00:20:51.950] 如何听闻正法。首先呢，我们来了解一下，就是闻法的利益。啊，那么作为一个修行人，他亲近善知识以后呢，应该在那里，在他那里听闻佛法。那听闻正法有哪些利益呢？啊，在针织部哈，有一部经呢，叫做听闻佛法经。那佛陀。讲说诸比库，听闻佛法有五种利益。哪五种呢？闻所未闻。啊就没听过的，你可以听到。啊，厘清语文。度脱疑惑。正直见解，令心沉静，好诸比库。听闻佛法有此五种利益。什么是闻所未闻呢？</w:t>
       </w:r>
     </w:p>
     <w:p>
@@ -6007,7 +6019,7 @@
         <w:rPr>
           <w:b w:val="0"/>
         </w:rPr>
-        <w:t>[00:25:17.720] 第三个呢，是政治见解。就通过正确的确立对业。果报和三宝的正见来来正直见解，那唯有听闻佛法，理清所闻并消除疑惑，才能了知业与果报之间的正确关系，了知佛法僧三宝的功德啊，最终能以自己的志来亲证四圣谛啊，确立不动摇不动摇的正见。</w:t>
+        <w:t>[00:25:17.720] 第三个呢，是正直见解。就通过正确的确立对业。果报和三宝的正见来来正直见解，那唯有听闻佛法，理清所闻并消除疑惑，才能了知业与果报之间的正确关系，了知佛法僧三宝的功德啊，最终能以自己的志来亲证四圣谛啊，确立不动摇不动摇的正见。</w:t>
       </w:r>
     </w:p>
     <w:p>
@@ -6037,7 +6049,7 @@
         <w:rPr>
           <w:b w:val="0"/>
         </w:rPr>
-        <w:t>[00:35:59.720] 那么对慧啊啊戒定慧三学啊，慧呢就是观智十六种观智好。那我们现在有很多的这个禅修者，修完定力以后呢，他们培养观制好，这个观制呢啊这个得培养，甚至呢，正道行社制啊，甚至呢，在他走到了最后啊，那这个都是可以被印证的好，那我们要有这样的信心啊，这个时代啊，佛陀正法。</w:t>
+        <w:t>[00:35:59.720] 那么对慧啊啊戒定慧三学啊，慧呢就是观智十六种观智好。那我们现在有很多的这个禅修者，修完定力以后呢，他们培养观智好，这个观智呢啊这个得培养，甚至呢，正道行舍智啊，甚至呢，在他走到了最后啊，那这个都是可以被印证的好，那我们要有这样的信心啊，这个时代啊，佛陀正法。</w:t>
       </w:r>
     </w:p>
     <w:p>
@@ -6482,7 +6494,7 @@
         <w:rPr>
           <w:b w:val="0"/>
         </w:rPr>
-        <w:t>[00:55:45.075] 啊，那么在这个上师部他们发愿成佛呢，就努力先累积这个八种条件呢啊。那其中呢，比较难的一个呢，就是这个具足证悟阿拉汉果的条件。啊，那具足阿拉伯果的条件，这个这个需要什么达成呢，就需要不断的修习止观啊，就我们刚才讲的不断的修习止观到达这个行舍智啊。到达这个行色制的阶段啊，就是到这个行道自见清净。</w:t>
+        <w:t>[00:55:45.075] 啊，那么在这个上师部他们发愿成佛呢，就努力先累积这个八种条件呢啊。那其中呢，比较难的一个呢，就是这个具足证悟阿拉汉果的条件。啊，那具足阿拉伯果的条件，这个这个需要什么达成呢，就需要不断的修习止观啊，就我们刚才讲的不断的修习止观到达这个行舍智啊。到达这个行色制的阶段啊，就是到这个行道智见清净。</w:t>
       </w:r>
     </w:p>
     <w:p>

--- a/交付成果/第三轮修订版/第三轮4周版/读书会19_戒定慧三学_4周资料包（第三版修订）/Word版/第4周_慧学（二）与修学生涯规划_学员版.docx
+++ b/交付成果/第三轮修订版/第三轮4周版/读书会19_戒定慧三学_4周资料包（第三版修订）/Word版/第4周_慧学（二）与修学生涯规划_学员版.docx
@@ -1952,7 +1952,7 @@
         <w:rPr>
           <w:b w:val="0"/>
         </w:rPr>
-        <w:t>[00:57:17.825] 好，那么最后是智见清净。智见清净就是正果了。好，那正果呢，就是初果、二果三果四果啊。</w:t>
+        <w:t>[00:57:17.825] 好，那么最后是智见清净。智见清净就是证果了。好，那证果呢，就是初果、二果三果四果啊。</w:t>
       </w:r>
     </w:p>
     <w:p>
@@ -6388,7 +6388,7 @@
         <w:rPr>
           <w:b w:val="0"/>
         </w:rPr>
-        <w:t>[00:07:05.555] 大的角度上来讲呢，就是活命就活命变性，就是你不能邪淫而亡。它已经属于食品警务的内容了。狭义上来讲，说你该睡觉睡觉，你该做事做事儿，对吧？做事的时候都要以善心来做啊。这个狭义上的事情解脱了，广义上的这个事情解雇就是你的对你的生命是很有警察的，有警觉的。那我选择什么样的生活目标，我做什么样的啊，过什么样的日子啊？每一个日子是怎么去安排的，每一天的作息怎么规划，那都是属于视频警物的内容的。</w:t>
+        <w:t>[00:07:05.555] 大的角度上来讲呢，就是活命就活命变性，就是你不能邪淫而亡。它已经属于活命遍净戒的内容了。狭义上来讲，说你该睡觉睡觉，你该做事做事儿，对吧？做事的时候都要以善心来做啊。这个狭义上的事情解脱了，广义上的这个事情解雇就是你的对你的生命是很有警察的，有警觉的。那我选择什么样的生活目标，我做什么样的啊，过什么样的日子啊？每一个日子是怎么去安排的，每一天的作息怎么规划，那都是属于视频警物的内容的。</w:t>
       </w:r>
     </w:p>
     <w:p>
@@ -6426,7 +6426,7 @@
         <w:rPr>
           <w:b w:val="0"/>
         </w:rPr>
-        <w:t>[00:20:09.195] 在法华一书里面讲到。佛虽去世，法仪未改，为正法时。佛去世，久道化合，替为相法时好转复。微末为未法末法时啊。那也就是说呢，正法时期的特点呢，有南北传都认呢，就正法时期的特点是有教有行有证。宪法时期呢，是有教有行无证，末法时期呢，是有教无行无证。那么根据这种说法呢？那么现今时代属于末法，只有教育，而不可能再修行正果啊。</w:t>
+        <w:t>[00:20:09.195] 在法华一书里面讲到。佛虽去世，法仪未改，为正法时。佛去世，久道化合，替为相法时好转复。微末为未法末法时啊。那也就是说呢，正法时期的特点呢，有南北传都认呢，就正法时期的特点是有教有行有证。宪法时期呢，是有教有行无证，末法时期呢，是有教无行无证。那么根据这种说法呢？那么现今时代属于末法，只有教育，而不可能再修行证果啊。</w:t>
       </w:r>
     </w:p>
     <w:p>

--- a/交付成果/第三轮修订版/第三轮4周版/读书会19_戒定慧三学_4周资料包（第三版修订）/Word版/第4周_慧学（二）与修学生涯规划_学员版.docx
+++ b/交付成果/第三轮修订版/第三轮4周版/读书会19_戒定慧三学_4周资料包（第三版修订）/Word版/第4周_慧学（二）与修学生涯规划_学员版.docx
@@ -1770,7 +1770,7 @@
         <w:rPr>
           <w:b w:val="0"/>
         </w:rPr>
-        <w:t>[00:34:31.150] 好那这个就是说。啊，这个我们在日常生活中啊，也要去对镜观察。你认得所有的色蕴品、受蕴品、想蕴品、行蕴品、识蕴品、缘起品的这些诸法的它的特性，然后再用到生活上来。好，那么这个这个思惟智之后呢，啊就是开始修观呢，那我从七清进的角度上来讲。</w:t>
+        <w:t>[00:34:31.150] 好那这个就是说。啊，这个我们在日常生活中啊，也要去对镜观察。你认得所有的色蕴品、受蕴品、想蕴品、行蕴品、识蕴品、缘起品的这些诸法的它的特性，然后再用到生活上来。好，那么这个这个思惟智之后呢，啊就是开始修观呢，那我从七清净的角度上来讲。</w:t>
       </w:r>
     </w:p>
     <w:p>
@@ -1785,7 +1785,7 @@
         <w:rPr>
           <w:b w:val="0"/>
         </w:rPr>
-        <w:t>[00:35:03.920] 啊，我们说去清净呢，首先是戒清净啊，那下来是心清净啊，就是是这种修止的业处。然后是见清净，见清净就是名色分别智就看到所有的名色。那下来呢，第四个是度疑清净，我们刚才讲的缘色受智好啊，那么再下来是这个道非道智见清净，道非道智见清净呢，就包含了这个这个若干种观智啊。</w:t>
+        <w:t>[00:35:03.920] 啊，我们说七清净呢，首先是戒清净啊，那下来是心清净啊，就是是这种修止的业处。然后是见清净，见清净就是名色分别智就看到所有的名色。那下来呢，第四个是度疑清净，我们刚才讲的缘摄受智好啊，那么再下来是这个道非道智见清净，道非道智见清净呢，就包含了这个这个若干种观智啊。</w:t>
       </w:r>
     </w:p>
     <w:p>
@@ -1800,7 +1800,7 @@
         <w:rPr>
           <w:b w:val="0"/>
         </w:rPr>
-        <w:t>[00:35:30.540] 这我们讲阿毗达摩呢，是把观智的真正的观智呢，分成四维智，生灭智坏灭智啊，怖畏智，过患智，厌离智啊，欲解脱智，审察智行舍智和随顺智，</w:t>
+        <w:t>[00:35:30.540] 这我们讲阿毗达摩呢，是把观智的真正的观智呢，分成思惟智、生灭智、坏灭智啊，怖畏智，过患智，厌离智啊，欲解脱智，审察智行舍智和随顺智，</w:t>
       </w:r>
     </w:p>
     <w:p>
@@ -1861,7 +1861,7 @@
         <w:rPr>
           <w:b w:val="0"/>
         </w:rPr>
-        <w:t>[00:45:53.195] 最后呢，会有十种观的杂染啊，会升起来十种观的杂染呢，就称为就是。比如说，你的观智会变得非常锐利啊，光明会非常明亮。你的喜非常强，然后乐也非常强。然后，你感觉好像我就已经是圣者了，我是啊哈哈啊，这个就是要看到这个十种观的污染啊，然后要破除这十种观的污染，怎么破除呢？就看它快乐也是无常苦的喜也是无常苦，我的光明也是无常苦，我的啊，那种很睿智的观字呢，其实也是一串一串的心路，它也是无常苦我的啊。然后你会从这个四种观的染污里面啊解脱出来。</w:t>
+        <w:t>[00:45:53.195] 最后呢，会有十种观的杂染啊，会升起来十种观的杂染呢，就称为就是。比如说，你的观智会变得非常锐利啊，光明会非常明亮。你的喜非常强，然后乐也非常强。然后，你感觉好像我就已经是圣者了，我是啊哈哈啊，这个就是要看到这个十种观的污染啊，然后要破除这十种观的污染，怎么破除呢？就看它快乐也是无常苦的喜也是无常苦，我的光明也是无常苦，我的啊，那种很睿智的观字呢，其实也是一串一串的心路，它也是无常苦我的啊。然后你会从这个十种观的染污里面解脱出来。</w:t>
       </w:r>
     </w:p>
     <w:p>
@@ -1899,7 +1899,7 @@
         <w:rPr>
           <w:b w:val="0"/>
         </w:rPr>
-        <w:t>[00:53:06.760] 好，那么过患字。就是这个时候，我们透彻的看到这个过患呢，就是这些名法色法缘起法，它极其快速的生灭啊……哪些过患呢？无常是过患，苦是过患，无我是过患，以及变异啊，它是过患，那就会生起这种过患之然后下呢，就是厌离之好。当如此透彻的看到这些过患的时候，对三界三世一切行法他就会生起厌离啊，那这个叫厌离随观智啊。</w:t>
+        <w:t>[00:53:06.760] 好，那么过患智。就是这个时候，我们透彻的看到这个过患呢，就是这些名法色法缘起法，它极其快速的生灭啊……哪些过患呢？无常是过患，苦是过患，无我是过患，以及变异啊，它是过患，那就会生起这种过患智，然后下呢，就是厌离智好。当如此透彻的看到这些过患的时候，对三界三世一切行法他就会生起厌离啊，那这个叫厌离随观智啊。</w:t>
       </w:r>
     </w:p>
     <w:p>
@@ -1914,7 +1914,7 @@
         <w:rPr>
           <w:b w:val="0"/>
         </w:rPr>
-        <w:t>[00:55:34.220] 就桑卡鲁巴拉亚，那这个是叫行舍智。我们讲说行舍智呢，是菩萨道行者跟解道行行者的分水岭啊。</w:t>
+        <w:t>[00:55:34.220] 就桑卡鲁巴拉亚，那这个是叫行舍智。我们讲说行舍智呢，是菩萨道行者跟解脱道行者的分水岭啊。</w:t>
       </w:r>
     </w:p>
     <w:p>
@@ -1929,7 +1929,7 @@
         <w:rPr>
           <w:b w:val="0"/>
         </w:rPr>
-        <w:t>[00:57:17.825] 让你的性根跟慧根平衡，清静根跟病根平衡。只有这个五根平衡的时候呢，那道字和果子才会升起啊。</w:t>
+        <w:t>[00:57:17.825] 让你的信根跟慧根平衡，精进根跟定根平衡。只有这个五根平衡的时候呢，那道字和果子才会升起啊。</w:t>
       </w:r>
     </w:p>
     <w:p>
@@ -1967,7 +1967,7 @@
         <w:rPr>
           <w:b w:val="0"/>
         </w:rPr>
-        <w:t>[00:57:37.725] 那么对于这个须陀洹道呢，它是断掉见啊，见结接近取结疑节啊……斯罗行道呢，它是对这个欲贪和嗔慧呢，削进一步的削弱啊。阿拉汉道呢，就彻底的断除欲贪和嗔慧啊。那阿拉汉道呢，再把这个色贪劫无色贪劫调举劫慢劫和无名劫呢，再把它干掉啊，这个就是四道，</w:t>
+        <w:t>[00:57:37.725] 那么对于这个须陀洹道呢，它是断掉见啊，见结、戒禁取结、疑结啊……斯陀含道呢，它是对这个欲贪和嗔恚呢，削进一步的削弱啊。阿拉汉道呢，就彻底的断除欲贪和嗔慧啊。那阿拉汉道呢，再把这个色贪结、无色贪结、掉举结、慢结和无明结呢，再把它干掉啊，这个就是四道，</w:t>
       </w:r>
     </w:p>
     <w:p>
@@ -1982,7 +1982,7 @@
         <w:rPr>
           <w:b w:val="0"/>
         </w:rPr>
-        <w:t>[00:58:32.700] 好，那我们从行舍智。行舍智呢，这个成熟以后呢，你再修习再继续观察诸行法的无常苦我三相当五根平衡的时候，道果将会升起。这是一个道果心路……心舍弃诸行之后，生起不再看到行之坏灭，而进入无形有无生无灭的寂静涅槃。</w:t>
+        <w:t>[00:58:32.700] 好，那我们从行舍智。行舍智呢，这个成熟以后呢，你再修习再继续观察诸行法的无常苦我三相当五根平衡的时候，道果将会升起。这是一个道果心路……心舍弃诸行之后，生起不再看到行之坏灭，而进入无为、无生无灭的寂静涅槃。</w:t>
       </w:r>
     </w:p>
     <w:p>
@@ -2012,7 +2012,7 @@
         <w:rPr>
           <w:b w:val="0"/>
         </w:rPr>
-        <w:t>[01:04:25.870] 所以呢，以前所造的一切业，因为得不到烦恼的支柱呢，就像一棵大树的根部被连根砍断，即使看上去还枝繁叶茂，但是呢，它不可能再生长了很久。但在不久的将来，它就会全全面的枯死啊，也就是过去所造的，不管是善还是不善业，由于得不到烦恼的蜘蛛，在阿拉汉或者佛陀这个阿拉汉的这种五蕴离散之后死了之后，再也不会有重组的力量啊，让你的新生命升起来。就那些业呢，不再产生任何效用。我就说这个是焦芽败种啊。那因此呢，五蕴离散之后呢，我们称为叫无余般涅槃，就完全的寂灭啊。</w:t>
+        <w:t>[01:04:25.870] 所以呢，以前所造的一切业，因为得不到烦恼的支柱呢，就像一棵大树的根部被连根砍断，即使看上去还枝繁叶茂，但是呢，它不可能再生长了很久。但在不久的将来，它就会全全面的枯死啊，也就是过去所造的，不管是善还是不善业，由于得不到烦恼的支柱，在阿拉汉或者佛陀这个阿拉汉的这种五蕴离散之后死了之后，再也不会有重组的力量啊，让你的新生命升起来。就那些业呢，不再产生任何效用。我就说这个是焦芽败种啊。那因此呢，五蕴离散之后呢，我们称为叫无余般涅槃，就完全的寂灭啊。</w:t>
       </w:r>
     </w:p>
     <w:p>
@@ -2050,7 +2050,7 @@
         <w:rPr>
           <w:b w:val="0"/>
         </w:rPr>
-        <w:t>[00:35:58.830] 那什么是思惟智呢？啊思惟智呢，就是把前面我们看到的认识到的那些名法色法以及名法色法的因啊，然后与句思维或者逐一的方法去观察它。那那句思维呢，就是名句或者色句啊。那我们前面已经把名句和色句的这个破除了，看到里面的究竟色法和究竟名法。但是，你在观修的时候呢，你可以有两种方式，一种呢，还是这个只是看那一个名句或者那个色句。但是在看它的时候呢，我们的心是能够透进去看到哦，这个句这个名句，这个色句里面是包含哪一些名法和色法，而观察它的无常无我这种观法呢，就叫聚思维观法。</w:t>
+        <w:t>[00:35:58.830] 那什么是思惟智呢？啊思惟智呢，就是把前面我们看到的认识到的那些名法色法以及名法色法的因啊，然后以聚思维或者逐一的方法去观察它。那那聚思维呢，就是名聚或者色聚啊。那我们前面已经把名句和色句的这个破除了，看到里面的究竟色法和究竟名法。但是，你在观修的时候呢，你可以有两种方式，一种呢，还是这个只是看那一个名句或者那个色句。但是在看它的时候呢，我们的心是能够透进去看到哦，这个句这个名句，这个色句里面是包含哪一些名法和色法，而观察它的无常无我这种观法呢，就叫聚思维观法。</w:t>
       </w:r>
     </w:p>
     <w:p>
@@ -2080,7 +2080,7 @@
         <w:rPr>
           <w:b w:val="0"/>
         </w:rPr>
-        <w:t>[00:40:01.800] 啊，好，那么这个是讲到三相和无我之观，以及这个去思维和主义观法。那观什么呢？观我们前面那些名色法啊……然后依四十二身分观察的不净啊。那么依这个这个缘起无法而缘起第一法啊，去观察这个十二缘起支，那怎么观呢？用四十种思维法来观它有十种无常的观法，有二十五种苦的观法和五种无常的观法啊，就叫四十种思维法。好，那么这个观完以后呢，</w:t>
+        <w:t>[00:40:01.800] 啊，好，那么这个是讲到三相和无我之观，以及这个去思维和主义观法。那观什么呢？观我们前面那些名色法啊……然后依三十二身分观察的不净啊。那么依这个这个缘起无法而缘起第一法啊，去观察这个十二缘起支，那怎么观呢？用四十种思维法来观它有十种无常的观法，有二十五种苦观和五种无我观啊，就叫四十种思维法。好，那么这个观完以后呢，</w:t>
       </w:r>
     </w:p>
     <w:p>
@@ -2200,7 +2200,7 @@
         <w:rPr>
           <w:b w:val="0"/>
         </w:rPr>
-        <w:t>[00:59:01.760] 那么它的表现呢，就是道果心路呢，对一个中会的啊，对一个中会的禅修者，他升起的道果心路呢，是变作进行随顺种性，一个道心两个果心啊，那这是中会的，如果是大会的呢。他的大会呢，就没有这个变作，它只有进行随顺众心，然后有三个过性啊。但我们这个时代呢，没有大会者了。大会者就听佛陀一个四句句，</w:t>
+        <w:t>[00:59:01.760] 那么它的表现呢，就是道果心路呢，对一个中会的啊，对一个中会的禅修者，他升起的道果心路呢，是遍作、近行、随顺、种姓，一个道心两个果心啊，那这是中会的，如果是大慧的呢。他的大会呢，就没有这个变作，它只有进行随顺众心，然后有三个果心啊。但我们这个时代呢，没有大会者了。大会者就听佛陀一个四句句，</w:t>
       </w:r>
     </w:p>
     <w:p>
@@ -2215,7 +2215,7 @@
         <w:rPr>
           <w:b w:val="0"/>
         </w:rPr>
-        <w:t>[01:00:13.710] 然后你会突然间进入一种状态，就是无形的这种寂静涅槃界一般的禅修者，在那个时候就感觉诶，突然间不可控了，进入一种没有办法。这个，这个就个所缘失去掉了，原来所缘是名法色法的无常，不，我突然间没有所缘掉了啊，进入一种状态啊。那这个呢，这个就可能是这个道心身体了。</w:t>
+        <w:t>[01:00:13.710] 然后你会突然间进入一种状态，就是无形的这种寂静涅槃界一般的禅修者，在那个时候就感觉诶，突然间不可控了，进入一种没有办法。这个，这个就个所缘失去掉了，原来所缘是名法色法的无常，不，我突然间没有所缘掉了啊，进入一种状态啊。那这个呢，这个就可能是这个道心生起了。</w:t>
       </w:r>
     </w:p>
     <w:p>
@@ -3805,7 +3805,7 @@
         <w:rPr>
           <w:b w:val="0"/>
         </w:rPr>
-        <w:t>[00:57:38.060] 那么，佛陀讲说，先有法住智，再有涅槃智啊，你一定要先看到苦谛，看到集谛，然后对着苦谛和极地的这些灵色法修他的无常苦末，你涅槃才能够升起来。</w:t>
+        <w:t>[00:57:38.060] 那么，佛陀讲说，先有法住智，再有涅槃智啊，你一定要先看到苦谛，看到集谛，然后对着苦谛和集谛的这些名色法修他的无常苦末，你涅槃才能够升起来。</w:t>
       </w:r>
     </w:p>
     <w:p>
@@ -5756,7 +5756,7 @@
         <w:rPr>
           <w:b w:val="0"/>
         </w:rPr>
-        <w:t>[00:00:51.140] 啊，昨天呢，我们讲到了四种预流支好。啊，要解脱的四种基本素质啊，亲近善事，听闻正法。如理作意，和法随法，行啊。啊。</w:t>
+        <w:t>[00:00:51.140] 啊，昨天呢，我们讲到了四种预流支好。啊，要解脱的四种基本素质啊，亲近善士、听闻正法、如理作意和法随法行。啊。</w:t>
       </w:r>
     </w:p>
     <w:p>
@@ -5771,7 +5771,7 @@
         <w:rPr>
           <w:b w:val="0"/>
         </w:rPr>
-        <w:t>[00:01:13.820] 我们讲到了如何亲近上师。首先呢，是善知识的。标准啊。什么样是一种啊合格的善知识啊。啊，善知识要可爱可敬，颂训诫忍他言能做深奥论啊，非道不怂恿，那展开来呢，就是有八种德行。好，就是善知识要具足八种德行啊，去信者去戒啊，去闻去舍去精进去念去定和聚慧。好，那么呢。呃。八种这个德行都具足的善知识呢，不容易找啊。啊，那么佛陀呢？说对于。如何亲近善知识，或者如何寻求善知识呢？有什么样的顺序呢？</w:t>
+        <w:t>[00:01:13.820] 我们讲到了如何亲近上师。首先呢，是善知识的。标准啊。什么样是一种啊合格的善知识啊。啊，善知识要可爱可敬，堪受训诫、能忍他言、能作深奥论、非处不怂恿，那展开来呢，就是有八种德行。好，就是善知识要具足八种德行啊，具信、具戒、具闻、具舍、具精进、具念、具定和具慧。好，那么呢。呃。八种这个德行都具足的善知识呢，不容易找啊。啊，那么佛陀呢？说对于。如何亲近善知识，或者如何寻求善知识呢？有什么样的顺序呢？</w:t>
       </w:r>
     </w:p>
     <w:p>
@@ -5786,7 +5786,7 @@
         <w:rPr>
           <w:b w:val="0"/>
         </w:rPr>
-        <w:t>[00:20:51.950] 如何听闻正法。首先呢，我们来了解一下，就是闻法的利益。啊，那么作为一个修行人，他亲近善知识以后呢，应该在那里，在他那里听闻佛法。那听闻正法有哪些利益呢？啊，在针织部哈，有一部经呢，叫做听闻佛法经。那佛陀。讲说诸比库，听闻佛法有五种利益。哪五种呢？闻所未闻。啊就没听过的，你可以听到。啊，厘清语文。度脱疑惑。正直见解，令心沉静，好诸比库。听闻佛法有此五种利益。什么是闻所未闻呢？</w:t>
+        <w:t>[00:20:51.950] 如何听闻正法。首先呢，我们来了解一下，就是闻法的利益。啊，那么作为一个修行人，他亲近善知识以后呢，应该在那里，在他那里听闻佛法。那听闻正法有哪些利益呢？啊，在增支部有一部经呢，叫做闻法经。那佛陀。讲说诸比库，听闻佛法有五种利益。哪五种呢？闻所未闻。啊就没听过的，你可以听到。啊，厘清语义。度脱疑惑。正直见解，令心沉静，好诸比库。听闻佛法有此五种利益。什么是闻所未闻呢？</w:t>
       </w:r>
     </w:p>
     <w:p>
@@ -5854,7 +5854,7 @@
         <w:rPr>
           <w:b w:val="0"/>
         </w:rPr>
-        <w:t>[00:05:00.160] 那这样下来呢，是三丈持者二丈尺者一丈尺者啊，应到更先者跟前啊，就前这个越越往前的越好啊。如果连一丈尺者也不可得，若有通晓一步，以及译著者这个人也是知耻啊，他知道什么是惭愧啊，什么是耻辱，也就是说，他是知善恶明啊，这个明善恶知惭愧啊，这是一个守戒的人呢啊。那么这样的人呢，也是可以成为我们的老师，应该在他的面前求取业处。</w:t>
+        <w:t>[00:05:00.160] 那这样下来呢，是三藏持者、二藏持者、一藏持者啊，应到更先者跟前啊，就前这个越越往前的越好啊。如果连一丈尺者也不可得，若有通晓一部（圣典）以及义注者这个人也是知耻啊，他知道什么是惭愧啊，什么是耻辱，也就是说，他是知善恶明啊，这个明善恶知惭愧啊，这是一个守戒的人呢啊。那么这样的人呢，也是可以成为我们的老师，应该在他的面前求取业处。</w:t>
       </w:r>
     </w:p>
     <w:p>
@@ -5869,7 +5869,7 @@
         <w:rPr>
           <w:b w:val="0"/>
         </w:rPr>
-        <w:t>[00:05:35.900] 那么，像这样一持盛典，维护传统、保持传统的老师呢？是阐明诸师的主张，而非自己的主意。正因如此，</w:t>
+        <w:t>[00:05:35.900] 那么，像这样受持圣典、维护传统、保持传统的老师呢？是阐明诸师的主张，而非自己的己意。正因如此，</w:t>
       </w:r>
     </w:p>
     <w:p>
@@ -5884,7 +5884,7 @@
         <w:rPr>
           <w:b w:val="0"/>
         </w:rPr>
-        <w:t>[00:05:45.275] 古代长老一再说，支持者将保护教法，支持者将保护教法。啊，那么在这些善知识中呢，前述的漏尽者等只能宣说自己的体证之道，而多闻者呢，则去那些老师之书学得辩问圣典以及译著而理清。所以呢，从五部经藏的那。在这一部内部里牢牢一持的适合业主的经以及易经的传统和依据。并权衡是不是以后会。啊，如行走于密林中的大象般指示着大道而开始业处。因此呢，应当来到像这样的教导业处的善知识之初，为他履行大小义务。好，那么这是圣典里面告诉我们说要寻求善知识应该按什么样的次序啊？</w:t>
+        <w:t>[00:05:45.275] 古代长老一再说，支持者将保护教法，支持者将保护教法。啊，那么在这些善知识中呢，前述的漏尽者等只能宣说自己的体证之道，而多闻者呢，则去那些老师之处学得遍问圣典以及译著而理清。所以呢，从五部经藏的那。在这一部内部里牢牢一持的适合业主的经以及易经的传统和依据。并权衡是不是以后会。啊，如行走于密林中的大象般指示着大道而开始业处。因此呢，应当来到像这样的教导业处的善知识之初，为他履行大小义务。好，那么这是圣典里面告诉我们说要寻求善知识应该按什么样的次序啊？</w:t>
       </w:r>
     </w:p>
     <w:p>
@@ -5899,7 +5899,7 @@
         <w:rPr>
           <w:b w:val="0"/>
         </w:rPr>
-        <w:t>[00:06:37.710] 那总的来讲，排序呢，是首先是佛陀，那是八十大弟子，然后是支持并精通教理的漏径者啊，一直到入流者啊，如果没有的话，就是支持并进行教理的那种得禅纳的人啊，那再往下是支持并精通教理的没有长纳者，那么这个最后呢。就只有个人体验，漏尽者还和入流者，也就是说，什么意思呢？这个只有个人体验的，哪怕他是一个阿拉汉或者初果圣者，那么也是排在最后的，为什么呢？因为他们并没有教理的基础，而教理的基础是很关键的好。那也就是说在这个时代呢，漏尽者呢啊是凤毛麟角的，或者几乎你看不到。</w:t>
+        <w:t>[00:06:37.710] 那总的来讲，排序呢，是首先是佛陀，那是八十大弟子，然后是受持并精通教理的漏尽者啊，一直到入流者啊，如果没有的话，就是支持并进行教理的那种得禅纳的人啊，那再往下是支持并精通教理的没有长纳者，那么这个最后呢。就只有个人体验，漏尽者还和入流者，也就是说，什么意思呢？这个只有个人体验的，哪怕他是一个阿拉汉或者初果圣者，那么也是排在最后的，为什么呢？因为他们并没有教理的基础，而教理的基础是很关键的好。那也就是说在这个时代呢，漏尽者呢啊是凤毛麟角的，或者几乎你看不到。</w:t>
       </w:r>
     </w:p>
     <w:p>
@@ -6479,7 +6479,7 @@
         <w:rPr>
           <w:b w:val="0"/>
         </w:rPr>
-        <w:t>[00:50:30.640] 那么如果尚未被授记呢？那就要致力于完整的学习佛陀的教法，讲四种誉如知并修习八定五神通，培养观智到行者之累积足够的资粮，以等待下一位佛陀或者其他佛陀的授计。那么在此期间呢？他依然可能会因为恶业成熟而堕入恐惧恶趣，也可能因为畏惧成佛的艰难而万家大院。因此呢，他的未来是不确定的啊。那么，对于尚未被授记而发愿要成为主学佛上首弟子、大弟子者呢？也是同样需要累积足够的资源，并面临不确定的未来啊。那。</w:t>
+        <w:t>[00:50:30.640] 那么如果尚未被授记呢？那就要致力于完整的学习佛陀的教法，讲四种誉如知并修习八定五神通，培养观智到行舍智、累积足够的资粮，以等待下一位佛陀或者其他佛陀的授记。那么在此期间呢？他依然可能会因为恶业成熟而堕入恐惧恶趣，也可能因为畏惧成佛的艰难而万家大院。因此呢，他的未来是不确定的啊。那么，对于尚未被授记而发愿要成为独觉佛、上首弟子、大弟子者呢？也是同样需要累积足够的资源，并面临不确定的未来啊。那。</w:t>
       </w:r>
     </w:p>
     <w:p>
@@ -6494,7 +6494,7 @@
         <w:rPr>
           <w:b w:val="0"/>
         </w:rPr>
-        <w:t>[00:55:45.075] 啊，那么在这个上师部他们发愿成佛呢，就努力先累积这个八种条件呢啊。那其中呢，比较难的一个呢，就是这个具足证悟阿拉汉果的条件。啊，那具足阿拉伯果的条件，这个这个需要什么达成呢，就需要不断的修习止观啊，就我们刚才讲的不断的修习止观到达这个行舍智啊。到达这个行色制的阶段啊，就是到这个行道智见清净。</w:t>
+        <w:t>[00:55:45.075] 啊，那么在这个上师部他们发愿成佛呢，就努力先累积这个八种条件呢啊。那其中呢，比较难的一个呢，就是这个具足证悟阿拉汉果的条件。啊，那具足阿拉伯果的条件，这个这个需要什么达成呢，就需要不断的修习止观啊，就我们刚才讲的不断的修习止观到达这个行舍智啊。到达这个行舍智的阶段啊，就是到这个行道智见清净。</w:t>
       </w:r>
     </w:p>
     <w:p>
@@ -6539,7 +6539,7 @@
         <w:rPr>
           <w:b w:val="0"/>
         </w:rPr>
-        <w:t>[01:01:57.190] （圣弟子四类）一类人叫李之。敏之者啊，或者我们这里翻译成叫敏锐之者、详说之者、可引导者和文句为最者。</w:t>
+        <w:t>[01:01:57.190] （圣弟子四类）一类人叫利智者啊，或者我们这里翻译成叫敏锐之者、详说之者、可引导者和文句为最者。</w:t>
       </w:r>
     </w:p>
     <w:p>
@@ -6554,7 +6554,7 @@
         <w:rPr>
           <w:b w:val="0"/>
         </w:rPr>
-        <w:t>[01:02:44.960] 可引导者呢，是无法仅听闻佛法开示就证悟，还需要依照开示进行长或短的修行啊。有些人就可以休息几天，有些人可能付出终身的努力才能够成就啊。那么，这个是叫可引导者文句为最呢，就是于这一生遇到佛陀的教法并付出足够的精进禅修，还是无法见证悟好。那么这些人呢，在心意解书里面讲说，就此人多闻，多宣说，多意识，多读诵，终其一生也无法。有法的通达，不能以其自身转起道果乃至禅，那这样的人称为文具为罪者。然而，如果他们持续修习止观而累积足够的资粮，将有可能在下一层或下一尊佛陀出世的时候证悟到果。那么，</w:t>
+        <w:t>[01:02:44.960] 可引导者呢，是无法仅听闻佛法开示就证悟，还需要依照开示进行长或短的修行啊。有些人就可以休息几天，有些人可能付出终身的努力才能够成就啊。那么，这个是叫可引导者文句为最呢，就是于这一生遇到佛陀的教法并付出足够的精进禅修，还是无法见证悟好。那么这些人呢，在心意解书里面讲说，就此人多闻、多宣说、多忆念、多读诵，终其一生也无法。有法的通达，不能以其自身转起道果乃至禅，那这样的人称为文具为罪者。然而，如果他们持续修习止观而累积足够的资粮，将有可能在下一生或下一尊佛陀出世的时候证悟到果。那么，</w:t>
       </w:r>
     </w:p>
     <w:p>
@@ -6569,7 +6569,7 @@
         <w:rPr>
           <w:b w:val="0"/>
         </w:rPr>
-        <w:t>[01:03:41.740] 那么，禅修者呢，无法仅仅只凭听闻佛法就证悟他们还必须精进努力并系统的四必修行。此外，即使我们是最后一类人也不应该放弃。但知道今生所付出的努力呢，将在因缘成熟的时候取得成果并解脱一切苦。那也就是说，我们这个时代最多就是可引导者。</w:t>
+        <w:t>[01:03:41.740] 那么，禅修者呢，无法仅仅只凭听闻佛法就证悟他们还必须精进努力并系统地（作）四预流支的修行。此外，即使我们是最后一类人也不应该放弃。但知道今生所付出的努力呢，将在因缘成熟的时候取得成果并解脱一切苦。那也就是说，我们这个时代最多就是可引导者。</w:t>
       </w:r>
     </w:p>
     <w:p>
@@ -6584,7 +6584,7 @@
         <w:rPr>
           <w:b w:val="0"/>
         </w:rPr>
-        <w:t>[01:04:41.055] 那么在这个时代呢，最安全的方式呢，就是把合同讲过的话，我们自己拿来修改。啊，这个多修一遍，一个不落的修一遍啊，清净道中就是这样的，把佛陀所有讲过的四十种死业数，十六种修观的业数全部修一遍啊啊，那么这个就比较安全啊。所以我们选择如来禅呢，就选择比较笨的方式，就每一个都不落过啊，就我们实实在在的修一遍。那其实呢，当我们正的常了以后呢，后面的修行呢。就是真的不难。</w:t>
+        <w:t>[01:04:41.055] 那么在这个时代呢，最安全的方式呢，就是把佛陀讲过的话，我们自己拿来（重）修。啊，这个多修一遍，一个不落的修一遍啊，清净道中就是这样的，把佛陀所有讲过的四十种止业处，十六种修观的业处全部修一遍啊啊，那么这个就比较安全啊。所以我们选择如来禅呢，就选择比较笨的方式，就每一个都不落过啊，就我们实实在在的修一遍。那其实呢，当我们正的常了以后呢，后面的修行呢。就是真的不难。</w:t>
       </w:r>
     </w:p>
     <w:p>
